--- a/dosyalar/etkinlikler/7-sinif/arapca-7-sinif-etkinlikler.docx
+++ b/dosyalar/etkinlikler/7-sinif/arapca-7-sinif-etkinlikler.docx
@@ -4443,7 +4443,7 @@
                 <w:szCs w:val="32"/>
                 <w:rtl/>
               </w:rPr>
-              <w:t xml:space="preserve">مُعَلِّمٌ</w:t>
+              <w:t xml:space="preserve">مُعَلِّمٌ</w:t>
             </w:r>
           </w:p>
           <w:p>
@@ -4493,7 +4493,7 @@
                 <w:szCs w:val="32"/>
                 <w:rtl/>
               </w:rPr>
-              <w:t xml:space="preserve">مُعَلِّمَةٌ</w:t>
+              <w:t xml:space="preserve">مُعَلِّمَةٌ</w:t>
             </w:r>
           </w:p>
           <w:p>
@@ -4543,7 +4543,7 @@
                 <w:szCs w:val="32"/>
                 <w:rtl/>
               </w:rPr>
-              <w:t xml:space="preserve">مُمَرِّضٌ</w:t>
+              <w:t xml:space="preserve">مُمَرِّضٌ</w:t>
             </w:r>
           </w:p>
           <w:p>
@@ -4593,7 +4593,7 @@
                 <w:szCs w:val="32"/>
                 <w:rtl/>
               </w:rPr>
-              <w:t xml:space="preserve">مُمَرِّضَةٌ</w:t>
+              <w:t xml:space="preserve">مُمَرِّضَةٌ</w:t>
             </w:r>
           </w:p>
           <w:p>
@@ -4648,7 +4648,7 @@
                 <w:szCs w:val="32"/>
                 <w:rtl/>
               </w:rPr>
-              <w:t xml:space="preserve">صَحَفِيٌّ</w:t>
+              <w:t xml:space="preserve">صَحَفِيٌّ</w:t>
             </w:r>
           </w:p>
           <w:p>
@@ -4698,7 +4698,7 @@
                 <w:szCs w:val="32"/>
                 <w:rtl/>
               </w:rPr>
-              <w:t xml:space="preserve">صَحَفِيَّةٌ</w:t>
+              <w:t xml:space="preserve">صَحَفِيَّةٌ</w:t>
             </w:r>
           </w:p>
           <w:p>
@@ -4853,7 +4853,7 @@
                 <w:szCs w:val="32"/>
                 <w:rtl/>
               </w:rPr>
-              <w:t xml:space="preserve">شُرْطِيٌّ</w:t>
+              <w:t xml:space="preserve">شُرْطِيٌّ</w:t>
             </w:r>
           </w:p>
           <w:p>
@@ -4903,7 +4903,7 @@
                 <w:szCs w:val="32"/>
                 <w:rtl/>
               </w:rPr>
-              <w:t xml:space="preserve">طَيَّارٌ</w:t>
+              <w:t xml:space="preserve">طَيَّارٌ</w:t>
             </w:r>
           </w:p>
           <w:p>
@@ -5472,7 +5472,7 @@
                 <w:szCs w:val="32"/>
                 <w:rtl/>
               </w:rPr>
-              <w:t xml:space="preserve">أَسْئِلَةُ الْمُقَابَلَةِ</w:t>
+              <w:t xml:space="preserve">أَسْئِلَةُ المُقَابَلَةِ</w:t>
             </w:r>
           </w:p>
           <w:p>
@@ -5508,7 +5508,7 @@
                 <w:szCs w:val="30"/>
                 <w:rtl/>
               </w:rPr>
-              <w:t xml:space="preserve">أَبِي مُهَنْدِسٌ وَيَعْمَلُ فِي الشَّرِكَةِ.</w:t>
+              <w:t xml:space="preserve">أَبِي مُهَنْدِسٌ وَيَعْمَلُ فِي الشَّرِكَةِ.</w:t>
             </w:r>
           </w:p>
           <w:p>
@@ -5526,7 +5526,7 @@
                 <w:szCs w:val="30"/>
                 <w:rtl/>
               </w:rPr>
-              <w:t xml:space="preserve">مَا مِهْنَةُ أُمِّكَ ؟</w:t>
+              <w:t xml:space="preserve">مَا مِهْنَةُ أُمِّكَ ؟</w:t>
             </w:r>
           </w:p>
           <w:p>
@@ -5544,7 +5544,7 @@
                 <w:szCs w:val="30"/>
                 <w:rtl/>
               </w:rPr>
-              <w:t xml:space="preserve">أُمِّي مُعَلِّمَةٌ وَتَعْمَلُ فِي الْمَدْرَسَةِ.</w:t>
+              <w:t xml:space="preserve">أُمِّي مُعَلِّمَةٌ وَتَعْمَلُ فِي المَدْرَسَةِ.</w:t>
             </w:r>
           </w:p>
           <w:p>
@@ -5562,7 +5562,7 @@
                 <w:szCs w:val="30"/>
                 <w:rtl/>
               </w:rPr>
-              <w:t xml:space="preserve">مَاذَا تُرِيدُ أَنْ تَكُونَ فِي الْمُسْتَقْبَلِ ؟</w:t>
+              <w:t xml:space="preserve">مَاذَا تُرِيدُ أَنْ تَكُونَ فِي المُسْتَقْبَلِ ؟</w:t>
             </w:r>
           </w:p>
           <w:p>
@@ -7534,7 +7534,7 @@
                 <w:szCs w:val="30"/>
                 <w:rtl/>
               </w:rPr>
-              <w:t xml:space="preserve">صَدِيقِي   —   صَدِيقَتِي   —   أَبُوهُ   —   أُمُّهَا   —   يَعْمَلُ   —   تَعْمَلُ</w:t>
+              <w:t xml:space="preserve">صَدِيقِي   —   صَدِيقَتِي   —   أَبُوهُ   —   أُمُّهَا   —   يَعْمَلُ   —   تَعْمَلُ</w:t>
             </w:r>
           </w:p>
         </w:tc>
@@ -12009,7 +12009,7 @@
                 <w:szCs w:val="32"/>
                 <w:rtl/>
               </w:rPr>
-              <w:t xml:space="preserve">نَشْرَةُ الطَّقْسِ</w:t>
+              <w:t xml:space="preserve">نَشْرَةُ الطَّقْسِ</w:t>
             </w:r>
           </w:p>
           <w:p>
@@ -12059,7 +12059,7 @@
                 <w:szCs w:val="32"/>
                 <w:rtl/>
               </w:rPr>
-              <w:t xml:space="preserve">اَلْجَوُّ</w:t>
+              <w:t xml:space="preserve">اَلجَوُّ</w:t>
             </w:r>
           </w:p>
           <w:p>
@@ -12364,7 +12364,7 @@
                 <w:szCs w:val="32"/>
                 <w:rtl/>
               </w:rPr>
-              <w:t xml:space="preserve">دَرَجَةُ الْحَرَارَةِ</w:t>
+              <w:t xml:space="preserve">دَرَجَةُ الحَرَارَةِ</w:t>
             </w:r>
           </w:p>
           <w:p>
@@ -12419,7 +12419,7 @@
                 <w:szCs w:val="32"/>
                 <w:rtl/>
               </w:rPr>
-              <w:t xml:space="preserve">اَلسَّمَاءُ</w:t>
+              <w:t xml:space="preserve">اَلسَّمَاءُ</w:t>
             </w:r>
           </w:p>
           <w:p>
@@ -12469,7 +12469,7 @@
                 <w:szCs w:val="32"/>
                 <w:rtl/>
               </w:rPr>
-              <w:t xml:space="preserve">اَلرِّيَاحُ</w:t>
+              <w:t xml:space="preserve">اَلرِّيَاحُ</w:t>
             </w:r>
           </w:p>
           <w:p>
@@ -12519,7 +12519,7 @@
                 <w:szCs w:val="32"/>
                 <w:rtl/>
               </w:rPr>
-              <w:t xml:space="preserve">اَلْيَوْمَ</w:t>
+              <w:t xml:space="preserve">اَليَوْمَ</w:t>
             </w:r>
           </w:p>
           <w:p>
@@ -13038,7 +13038,7 @@
                 <w:szCs w:val="32"/>
                 <w:rtl/>
               </w:rPr>
-              <w:t xml:space="preserve">نَشْرَةُ الطَّقْسِ</w:t>
+              <w:t xml:space="preserve">نَشْرَةُ الطَّقْسِ</w:t>
             </w:r>
           </w:p>
           <w:p>
@@ -13056,7 +13056,7 @@
                 <w:szCs w:val="30"/>
                 <w:rtl/>
               </w:rPr>
-              <w:t xml:space="preserve">أَهْلًا وَسَهْلًا بِكُمْ فِي نَشْرَةِ الطَّقْسِ.</w:t>
+              <w:t xml:space="preserve">أَهْلًا وَسَهْلًا بِكُمْ فِي نَشْرَةِ الطَّقْسِ.</w:t>
             </w:r>
           </w:p>
           <w:p>
@@ -13074,7 +13074,7 @@
                 <w:szCs w:val="30"/>
                 <w:rtl/>
               </w:rPr>
-              <w:t xml:space="preserve">اَلْجَوُّ الْيَوْمَ فِي إِسْطَنْبُولَ غَائِمٌ وَبَارِدٌ.</w:t>
+              <w:t xml:space="preserve">اَلجَوُّ اليَوْمَ فِي إِسْطَنْبُول غَائِمٌ وَبَارِدٌ.</w:t>
             </w:r>
           </w:p>
           <w:p>
@@ -13092,7 +13092,7 @@
                 <w:szCs w:val="30"/>
                 <w:rtl/>
               </w:rPr>
-              <w:t xml:space="preserve">تَنْزِلُ الْأَمْطَارُ فِي طَرَابْزُونَ وَالرِّيَاحُ قَوِيَّةٌ.</w:t>
+              <w:t xml:space="preserve">تَنْزِلُ الأَمْطَارُ فِي طَرَابْزُون وَالرِّيَاحُ قَوِيَّةٌ.</w:t>
             </w:r>
           </w:p>
           <w:p>
@@ -13110,7 +13110,7 @@
                 <w:szCs w:val="30"/>
                 <w:rtl/>
               </w:rPr>
-              <w:t xml:space="preserve">اَلسَّمَاءُ صَافِيَةٌ فِي أَنْطَالْيَا وَالْجَوُّ حَارٌّ.</w:t>
+              <w:t xml:space="preserve">اَلسَّمَاءُ صَافِيَةٌ فِي أَنْطَالْيَا وَالْجَوُّ حَارٌّ.</w:t>
             </w:r>
           </w:p>
           <w:p>
@@ -13128,7 +13128,7 @@
                 <w:szCs w:val="30"/>
                 <w:rtl/>
               </w:rPr>
-              <w:t xml:space="preserve">غَدًا يَكُونُ الْجَوُّ مُشْمِسًا فِي أَكْثَرِ الْمُدُنِ.</w:t>
+              <w:t xml:space="preserve">غَدًا يَكُونُ الجَوُّ مُشْمِسًا فِي أَكْثَرِ المُدُنِ.</w:t>
             </w:r>
           </w:p>
           <w:p>
@@ -13146,7 +13146,7 @@
                 <w:szCs w:val="30"/>
                 <w:rtl/>
               </w:rPr>
-              <w:t xml:space="preserve">شُكْرًا لَكُمْ ، إِلَى اللِّقَاءِ.</w:t>
+              <w:t xml:space="preserve">شُكْرًا لَكُمْ ، إِلَى اللِّقَاءِ.</w:t>
             </w:r>
           </w:p>
         </w:tc>
@@ -13406,7 +13406,7 @@
                 <w:szCs w:val="28"/>
                 <w:rtl/>
               </w:rPr>
-              <w:t xml:space="preserve">اَلْجَوُّ الْيَوْمَ فِي أَنْقَرَةَ ……………………… .</w:t>
+              <w:t xml:space="preserve">اَلجَوُّ اليَوْمَ فِي أَنْقَرَة ……………………… .</w:t>
             </w:r>
           </w:p>
         </w:tc>
@@ -13478,7 +13478,7 @@
                 <w:szCs w:val="28"/>
                 <w:rtl/>
               </w:rPr>
-              <w:t xml:space="preserve">يَنْزِلُ الثَّلْجُ فِي أَرْضُرُومَ ، اَلْجَوُّ ……………………… .</w:t>
+              <w:t xml:space="preserve">يَنْزِلُ الثَّلْجُ فِي أَرْضُرُوم ، اَلجَوُّ ……………………… .</w:t>
             </w:r>
           </w:p>
         </w:tc>
@@ -13550,7 +13550,7 @@
                 <w:szCs w:val="28"/>
                 <w:rtl/>
               </w:rPr>
-              <w:t xml:space="preserve">اَلرِّيَاحُ قَوِيَّةٌ فِي سِينُوبَ ، اَلْجَوُّ ……………………… .</w:t>
+              <w:t xml:space="preserve">اَلرِّيَاحُ قَوِيَّةٌ فِي سِينُوب ، اَلجَوُّ ……………………… .</w:t>
             </w:r>
           </w:p>
         </w:tc>
@@ -13622,7 +13622,7 @@
                 <w:szCs w:val="28"/>
                 <w:rtl/>
               </w:rPr>
-              <w:t xml:space="preserve">تَنْزِلُ الْأَمْطَارُ فِي رِيزَةَ ، اَلْجَوُّ ……………………… .</w:t>
+              <w:t xml:space="preserve">تَنْزِلُ الأَمْطَارُ فِي رِيزَةَ ، اَلجَوُّ ……………………… .</w:t>
             </w:r>
           </w:p>
         </w:tc>
@@ -13694,7 +13694,7 @@
                 <w:szCs w:val="28"/>
                 <w:rtl/>
               </w:rPr>
-              <w:t xml:space="preserve">……………………… تَرْتَفِعُ دَرَجَةُ الْحَرَارَةِ فِي إِزْمِيرَ.</w:t>
+              <w:t xml:space="preserve">……………………… تَرْتَفِعُ دَرَجَةُ الحَرَارَةِ فِي إِزْمِير.</w:t>
             </w:r>
           </w:p>
         </w:tc>
@@ -13847,7 +13847,7 @@
                 <w:szCs w:val="30"/>
                 <w:rtl/>
               </w:rPr>
-              <w:t xml:space="preserve">أَهْلًا بِكُمْ   —   اَلْجَوُّ   —   اَلْيَوْمَ   —   دَرَجَةُ الْحَرَارَةِ   —   غَدًا   —   إِلَى اللِّقَاءِ</w:t>
+              <w:t xml:space="preserve">أَهْلًا بِكُمْ   —   اَلجَوُّ   —   اَليَوْمَ   —   دَرَجَةُ الحَرَارَةِ   —   غَدًا   —   إِلَى اللِّقَاءِ</w:t>
             </w:r>
           </w:p>
         </w:tc>

--- a/dosyalar/etkinlikler/7-sinif/arapca-7-sinif-etkinlikler.docx
+++ b/dosyalar/etkinlikler/7-sinif/arapca-7-sinif-etkinlikler.docx
@@ -4435,7 +4435,7 @@
             </w:pPr>
             <w:r>
               <w:rPr>
-                <w:rFonts w:ascii="Markazi Text" w:cs="Markazi Text" w:eastAsia="Markazi Text" w:hAnsi="Markazi Text"/>
+                <w:rFonts w:ascii="Arakom" w:cs="Arakom" w:eastAsia="Arakom" w:hAnsi="Arakom"/>
                 <w:b w:val="false"/>
                 <w:bCs w:val="false"/>
                 <w:color w:val="111111"/>
@@ -4485,7 +4485,7 @@
             </w:pPr>
             <w:r>
               <w:rPr>
-                <w:rFonts w:ascii="Markazi Text" w:cs="Markazi Text" w:eastAsia="Markazi Text" w:hAnsi="Markazi Text"/>
+                <w:rFonts w:ascii="Arakom" w:cs="Arakom" w:eastAsia="Arakom" w:hAnsi="Arakom"/>
                 <w:b w:val="false"/>
                 <w:bCs w:val="false"/>
                 <w:color w:val="111111"/>
@@ -4535,7 +4535,7 @@
             </w:pPr>
             <w:r>
               <w:rPr>
-                <w:rFonts w:ascii="Markazi Text" w:cs="Markazi Text" w:eastAsia="Markazi Text" w:hAnsi="Markazi Text"/>
+                <w:rFonts w:ascii="Arakom" w:cs="Arakom" w:eastAsia="Arakom" w:hAnsi="Arakom"/>
                 <w:b w:val="false"/>
                 <w:bCs w:val="false"/>
                 <w:color w:val="111111"/>
@@ -4585,7 +4585,7 @@
             </w:pPr>
             <w:r>
               <w:rPr>
-                <w:rFonts w:ascii="Markazi Text" w:cs="Markazi Text" w:eastAsia="Markazi Text" w:hAnsi="Markazi Text"/>
+                <w:rFonts w:ascii="Arakom" w:cs="Arakom" w:eastAsia="Arakom" w:hAnsi="Arakom"/>
                 <w:b w:val="false"/>
                 <w:bCs w:val="false"/>
                 <w:color w:val="111111"/>
@@ -4640,7 +4640,7 @@
             </w:pPr>
             <w:r>
               <w:rPr>
-                <w:rFonts w:ascii="Markazi Text" w:cs="Markazi Text" w:eastAsia="Markazi Text" w:hAnsi="Markazi Text"/>
+                <w:rFonts w:ascii="Arakom" w:cs="Arakom" w:eastAsia="Arakom" w:hAnsi="Arakom"/>
                 <w:b w:val="false"/>
                 <w:bCs w:val="false"/>
                 <w:color w:val="111111"/>
@@ -4690,7 +4690,7 @@
             </w:pPr>
             <w:r>
               <w:rPr>
-                <w:rFonts w:ascii="Markazi Text" w:cs="Markazi Text" w:eastAsia="Markazi Text" w:hAnsi="Markazi Text"/>
+                <w:rFonts w:ascii="Arakom" w:cs="Arakom" w:eastAsia="Arakom" w:hAnsi="Arakom"/>
                 <w:b w:val="false"/>
                 <w:bCs w:val="false"/>
                 <w:color w:val="111111"/>
@@ -4740,7 +4740,7 @@
             </w:pPr>
             <w:r>
               <w:rPr>
-                <w:rFonts w:ascii="Markazi Text" w:cs="Markazi Text" w:eastAsia="Markazi Text" w:hAnsi="Markazi Text"/>
+                <w:rFonts w:ascii="Arakom" w:cs="Arakom" w:eastAsia="Arakom" w:hAnsi="Arakom"/>
                 <w:b w:val="false"/>
                 <w:bCs w:val="false"/>
                 <w:color w:val="111111"/>
@@ -4790,7 +4790,7 @@
             </w:pPr>
             <w:r>
               <w:rPr>
-                <w:rFonts w:ascii="Markazi Text" w:cs="Markazi Text" w:eastAsia="Markazi Text" w:hAnsi="Markazi Text"/>
+                <w:rFonts w:ascii="Arakom" w:cs="Arakom" w:eastAsia="Arakom" w:hAnsi="Arakom"/>
                 <w:b w:val="false"/>
                 <w:bCs w:val="false"/>
                 <w:color w:val="111111"/>
@@ -4845,7 +4845,7 @@
             </w:pPr>
             <w:r>
               <w:rPr>
-                <w:rFonts w:ascii="Markazi Text" w:cs="Markazi Text" w:eastAsia="Markazi Text" w:hAnsi="Markazi Text"/>
+                <w:rFonts w:ascii="Arakom" w:cs="Arakom" w:eastAsia="Arakom" w:hAnsi="Arakom"/>
                 <w:b w:val="false"/>
                 <w:bCs w:val="false"/>
                 <w:color w:val="111111"/>
@@ -4895,7 +4895,7 @@
             </w:pPr>
             <w:r>
               <w:rPr>
-                <w:rFonts w:ascii="Markazi Text" w:cs="Markazi Text" w:eastAsia="Markazi Text" w:hAnsi="Markazi Text"/>
+                <w:rFonts w:ascii="Arakom" w:cs="Arakom" w:eastAsia="Arakom" w:hAnsi="Arakom"/>
                 <w:b w:val="false"/>
                 <w:bCs w:val="false"/>
                 <w:color w:val="111111"/>
@@ -4945,7 +4945,7 @@
             </w:pPr>
             <w:r>
               <w:rPr>
-                <w:rFonts w:ascii="Markazi Text" w:cs="Markazi Text" w:eastAsia="Markazi Text" w:hAnsi="Markazi Text"/>
+                <w:rFonts w:ascii="Arakom" w:cs="Arakom" w:eastAsia="Arakom" w:hAnsi="Arakom"/>
                 <w:b w:val="false"/>
                 <w:bCs w:val="false"/>
                 <w:color w:val="111111"/>
@@ -4995,7 +4995,7 @@
             </w:pPr>
             <w:r>
               <w:rPr>
-                <w:rFonts w:ascii="Markazi Text" w:cs="Markazi Text" w:eastAsia="Markazi Text" w:hAnsi="Markazi Text"/>
+                <w:rFonts w:ascii="Arakom" w:cs="Arakom" w:eastAsia="Arakom" w:hAnsi="Arakom"/>
                 <w:b w:val="false"/>
                 <w:bCs w:val="false"/>
                 <w:color w:val="111111"/>
@@ -5464,7 +5464,7 @@
             </w:pPr>
             <w:r>
               <w:rPr>
-                <w:rFonts w:ascii="Markazi Text" w:cs="Markazi Text" w:eastAsia="Markazi Text" w:hAnsi="Markazi Text"/>
+                <w:rFonts w:ascii="Arakom" w:cs="Arakom" w:eastAsia="Arakom" w:hAnsi="Arakom"/>
                 <w:b/>
                 <w:bCs/>
                 <w:color w:val="111111"/>
@@ -5482,7 +5482,7 @@
             </w:pPr>
             <w:r>
               <w:rPr>
-                <w:rFonts w:ascii="Markazi Text" w:cs="Markazi Text" w:eastAsia="Markazi Text" w:hAnsi="Markazi Text"/>
+                <w:rFonts w:ascii="Arakom" w:cs="Arakom" w:eastAsia="Arakom" w:hAnsi="Arakom"/>
                 <w:b w:val="false"/>
                 <w:bCs w:val="false"/>
                 <w:color w:val="111111"/>
@@ -5500,7 +5500,7 @@
             </w:pPr>
             <w:r>
               <w:rPr>
-                <w:rFonts w:ascii="Markazi Text" w:cs="Markazi Text" w:eastAsia="Markazi Text" w:hAnsi="Markazi Text"/>
+                <w:rFonts w:ascii="Arakom" w:cs="Arakom" w:eastAsia="Arakom" w:hAnsi="Arakom"/>
                 <w:b w:val="false"/>
                 <w:bCs w:val="false"/>
                 <w:color w:val="111111"/>
@@ -5518,7 +5518,7 @@
             </w:pPr>
             <w:r>
               <w:rPr>
-                <w:rFonts w:ascii="Markazi Text" w:cs="Markazi Text" w:eastAsia="Markazi Text" w:hAnsi="Markazi Text"/>
+                <w:rFonts w:ascii="Arakom" w:cs="Arakom" w:eastAsia="Arakom" w:hAnsi="Arakom"/>
                 <w:b w:val="false"/>
                 <w:bCs w:val="false"/>
                 <w:color w:val="111111"/>
@@ -5536,7 +5536,7 @@
             </w:pPr>
             <w:r>
               <w:rPr>
-                <w:rFonts w:ascii="Markazi Text" w:cs="Markazi Text" w:eastAsia="Markazi Text" w:hAnsi="Markazi Text"/>
+                <w:rFonts w:ascii="Arakom" w:cs="Arakom" w:eastAsia="Arakom" w:hAnsi="Arakom"/>
                 <w:b w:val="false"/>
                 <w:bCs w:val="false"/>
                 <w:color w:val="111111"/>
@@ -5554,7 +5554,7 @@
             </w:pPr>
             <w:r>
               <w:rPr>
-                <w:rFonts w:ascii="Markazi Text" w:cs="Markazi Text" w:eastAsia="Markazi Text" w:hAnsi="Markazi Text"/>
+                <w:rFonts w:ascii="Arakom" w:cs="Arakom" w:eastAsia="Arakom" w:hAnsi="Arakom"/>
                 <w:b w:val="false"/>
                 <w:bCs w:val="false"/>
                 <w:color w:val="111111"/>
@@ -5572,7 +5572,7 @@
             </w:pPr>
             <w:r>
               <w:rPr>
-                <w:rFonts w:ascii="Markazi Text" w:cs="Markazi Text" w:eastAsia="Markazi Text" w:hAnsi="Markazi Text"/>
+                <w:rFonts w:ascii="Arakom" w:cs="Arakom" w:eastAsia="Arakom" w:hAnsi="Arakom"/>
                 <w:b w:val="false"/>
                 <w:bCs w:val="false"/>
                 <w:color w:val="111111"/>
@@ -7526,7 +7526,7 @@
             </w:pPr>
             <w:r>
               <w:rPr>
-                <w:rFonts w:ascii="Markazi Text" w:cs="Markazi Text" w:eastAsia="Markazi Text" w:hAnsi="Markazi Text"/>
+                <w:rFonts w:ascii="Arakom" w:cs="Arakom" w:eastAsia="Arakom" w:hAnsi="Arakom"/>
                 <w:b w:val="false"/>
                 <w:bCs w:val="false"/>
                 <w:color w:val="111111"/>
@@ -12001,7 +12001,7 @@
             </w:pPr>
             <w:r>
               <w:rPr>
-                <w:rFonts w:ascii="Markazi Text" w:cs="Markazi Text" w:eastAsia="Markazi Text" w:hAnsi="Markazi Text"/>
+                <w:rFonts w:ascii="Arakom" w:cs="Arakom" w:eastAsia="Arakom" w:hAnsi="Arakom"/>
                 <w:b w:val="false"/>
                 <w:bCs w:val="false"/>
                 <w:color w:val="111111"/>
@@ -12051,7 +12051,7 @@
             </w:pPr>
             <w:r>
               <w:rPr>
-                <w:rFonts w:ascii="Markazi Text" w:cs="Markazi Text" w:eastAsia="Markazi Text" w:hAnsi="Markazi Text"/>
+                <w:rFonts w:ascii="Arakom" w:cs="Arakom" w:eastAsia="Arakom" w:hAnsi="Arakom"/>
                 <w:b w:val="false"/>
                 <w:bCs w:val="false"/>
                 <w:color w:val="111111"/>
@@ -12101,7 +12101,7 @@
             </w:pPr>
             <w:r>
               <w:rPr>
-                <w:rFonts w:ascii="Markazi Text" w:cs="Markazi Text" w:eastAsia="Markazi Text" w:hAnsi="Markazi Text"/>
+                <w:rFonts w:ascii="Arakom" w:cs="Arakom" w:eastAsia="Arakom" w:hAnsi="Arakom"/>
                 <w:b w:val="false"/>
                 <w:bCs w:val="false"/>
                 <w:color w:val="111111"/>
@@ -12151,7 +12151,7 @@
             </w:pPr>
             <w:r>
               <w:rPr>
-                <w:rFonts w:ascii="Markazi Text" w:cs="Markazi Text" w:eastAsia="Markazi Text" w:hAnsi="Markazi Text"/>
+                <w:rFonts w:ascii="Arakom" w:cs="Arakom" w:eastAsia="Arakom" w:hAnsi="Arakom"/>
                 <w:b w:val="false"/>
                 <w:bCs w:val="false"/>
                 <w:color w:val="111111"/>
@@ -12206,7 +12206,7 @@
             </w:pPr>
             <w:r>
               <w:rPr>
-                <w:rFonts w:ascii="Markazi Text" w:cs="Markazi Text" w:eastAsia="Markazi Text" w:hAnsi="Markazi Text"/>
+                <w:rFonts w:ascii="Arakom" w:cs="Arakom" w:eastAsia="Arakom" w:hAnsi="Arakom"/>
                 <w:b w:val="false"/>
                 <w:bCs w:val="false"/>
                 <w:color w:val="111111"/>
@@ -12256,7 +12256,7 @@
             </w:pPr>
             <w:r>
               <w:rPr>
-                <w:rFonts w:ascii="Markazi Text" w:cs="Markazi Text" w:eastAsia="Markazi Text" w:hAnsi="Markazi Text"/>
+                <w:rFonts w:ascii="Arakom" w:cs="Arakom" w:eastAsia="Arakom" w:hAnsi="Arakom"/>
                 <w:b w:val="false"/>
                 <w:bCs w:val="false"/>
                 <w:color w:val="111111"/>
@@ -12306,7 +12306,7 @@
             </w:pPr>
             <w:r>
               <w:rPr>
-                <w:rFonts w:ascii="Markazi Text" w:cs="Markazi Text" w:eastAsia="Markazi Text" w:hAnsi="Markazi Text"/>
+                <w:rFonts w:ascii="Arakom" w:cs="Arakom" w:eastAsia="Arakom" w:hAnsi="Arakom"/>
                 <w:b w:val="false"/>
                 <w:bCs w:val="false"/>
                 <w:color w:val="111111"/>
@@ -12356,7 +12356,7 @@
             </w:pPr>
             <w:r>
               <w:rPr>
-                <w:rFonts w:ascii="Markazi Text" w:cs="Markazi Text" w:eastAsia="Markazi Text" w:hAnsi="Markazi Text"/>
+                <w:rFonts w:ascii="Arakom" w:cs="Arakom" w:eastAsia="Arakom" w:hAnsi="Arakom"/>
                 <w:b w:val="false"/>
                 <w:bCs w:val="false"/>
                 <w:color w:val="111111"/>
@@ -12411,7 +12411,7 @@
             </w:pPr>
             <w:r>
               <w:rPr>
-                <w:rFonts w:ascii="Markazi Text" w:cs="Markazi Text" w:eastAsia="Markazi Text" w:hAnsi="Markazi Text"/>
+                <w:rFonts w:ascii="Arakom" w:cs="Arakom" w:eastAsia="Arakom" w:hAnsi="Arakom"/>
                 <w:b w:val="false"/>
                 <w:bCs w:val="false"/>
                 <w:color w:val="111111"/>
@@ -12461,7 +12461,7 @@
             </w:pPr>
             <w:r>
               <w:rPr>
-                <w:rFonts w:ascii="Markazi Text" w:cs="Markazi Text" w:eastAsia="Markazi Text" w:hAnsi="Markazi Text"/>
+                <w:rFonts w:ascii="Arakom" w:cs="Arakom" w:eastAsia="Arakom" w:hAnsi="Arakom"/>
                 <w:b w:val="false"/>
                 <w:bCs w:val="false"/>
                 <w:color w:val="111111"/>
@@ -12511,7 +12511,7 @@
             </w:pPr>
             <w:r>
               <w:rPr>
-                <w:rFonts w:ascii="Markazi Text" w:cs="Markazi Text" w:eastAsia="Markazi Text" w:hAnsi="Markazi Text"/>
+                <w:rFonts w:ascii="Arakom" w:cs="Arakom" w:eastAsia="Arakom" w:hAnsi="Arakom"/>
                 <w:b w:val="false"/>
                 <w:bCs w:val="false"/>
                 <w:color w:val="111111"/>
@@ -12561,7 +12561,7 @@
             </w:pPr>
             <w:r>
               <w:rPr>
-                <w:rFonts w:ascii="Markazi Text" w:cs="Markazi Text" w:eastAsia="Markazi Text" w:hAnsi="Markazi Text"/>
+                <w:rFonts w:ascii="Arakom" w:cs="Arakom" w:eastAsia="Arakom" w:hAnsi="Arakom"/>
                 <w:b w:val="false"/>
                 <w:bCs w:val="false"/>
                 <w:color w:val="111111"/>
@@ -13030,7 +13030,7 @@
             </w:pPr>
             <w:r>
               <w:rPr>
-                <w:rFonts w:ascii="Markazi Text" w:cs="Markazi Text" w:eastAsia="Markazi Text" w:hAnsi="Markazi Text"/>
+                <w:rFonts w:ascii="Arakom" w:cs="Arakom" w:eastAsia="Arakom" w:hAnsi="Arakom"/>
                 <w:b/>
                 <w:bCs/>
                 <w:color w:val="111111"/>
@@ -13048,7 +13048,7 @@
             </w:pPr>
             <w:r>
               <w:rPr>
-                <w:rFonts w:ascii="Markazi Text" w:cs="Markazi Text" w:eastAsia="Markazi Text" w:hAnsi="Markazi Text"/>
+                <w:rFonts w:ascii="Arakom" w:cs="Arakom" w:eastAsia="Arakom" w:hAnsi="Arakom"/>
                 <w:b w:val="false"/>
                 <w:bCs w:val="false"/>
                 <w:color w:val="111111"/>
@@ -13066,7 +13066,7 @@
             </w:pPr>
             <w:r>
               <w:rPr>
-                <w:rFonts w:ascii="Markazi Text" w:cs="Markazi Text" w:eastAsia="Markazi Text" w:hAnsi="Markazi Text"/>
+                <w:rFonts w:ascii="Arakom" w:cs="Arakom" w:eastAsia="Arakom" w:hAnsi="Arakom"/>
                 <w:b w:val="false"/>
                 <w:bCs w:val="false"/>
                 <w:color w:val="111111"/>
@@ -13084,7 +13084,7 @@
             </w:pPr>
             <w:r>
               <w:rPr>
-                <w:rFonts w:ascii="Markazi Text" w:cs="Markazi Text" w:eastAsia="Markazi Text" w:hAnsi="Markazi Text"/>
+                <w:rFonts w:ascii="Arakom" w:cs="Arakom" w:eastAsia="Arakom" w:hAnsi="Arakom"/>
                 <w:b w:val="false"/>
                 <w:bCs w:val="false"/>
                 <w:color w:val="111111"/>
@@ -13102,7 +13102,7 @@
             </w:pPr>
             <w:r>
               <w:rPr>
-                <w:rFonts w:ascii="Markazi Text" w:cs="Markazi Text" w:eastAsia="Markazi Text" w:hAnsi="Markazi Text"/>
+                <w:rFonts w:ascii="Arakom" w:cs="Arakom" w:eastAsia="Arakom" w:hAnsi="Arakom"/>
                 <w:b w:val="false"/>
                 <w:bCs w:val="false"/>
                 <w:color w:val="111111"/>
@@ -13120,7 +13120,7 @@
             </w:pPr>
             <w:r>
               <w:rPr>
-                <w:rFonts w:ascii="Markazi Text" w:cs="Markazi Text" w:eastAsia="Markazi Text" w:hAnsi="Markazi Text"/>
+                <w:rFonts w:ascii="Arakom" w:cs="Arakom" w:eastAsia="Arakom" w:hAnsi="Arakom"/>
                 <w:b w:val="false"/>
                 <w:bCs w:val="false"/>
                 <w:color w:val="111111"/>
@@ -13138,7 +13138,7 @@
             </w:pPr>
             <w:r>
               <w:rPr>
-                <w:rFonts w:ascii="Markazi Text" w:cs="Markazi Text" w:eastAsia="Markazi Text" w:hAnsi="Markazi Text"/>
+                <w:rFonts w:ascii="Arakom" w:cs="Arakom" w:eastAsia="Arakom" w:hAnsi="Arakom"/>
                 <w:b w:val="false"/>
                 <w:bCs w:val="false"/>
                 <w:color w:val="111111"/>
@@ -13291,7 +13291,7 @@
             </w:pPr>
             <w:r>
               <w:rPr>
-                <w:rFonts w:ascii="Markazi Text" w:cs="Markazi Text" w:eastAsia="Markazi Text" w:hAnsi="Markazi Text"/>
+                <w:rFonts w:ascii="Arakom" w:cs="Arakom" w:eastAsia="Arakom" w:hAnsi="Arakom"/>
                 <w:b w:val="false"/>
                 <w:bCs w:val="false"/>
                 <w:color w:val="111111"/>
@@ -13398,7 +13398,7 @@
             </w:pPr>
             <w:r>
               <w:rPr>
-                <w:rFonts w:ascii="Markazi Text" w:cs="Markazi Text" w:eastAsia="Markazi Text" w:hAnsi="Markazi Text"/>
+                <w:rFonts w:ascii="Arakom" w:cs="Arakom" w:eastAsia="Arakom" w:hAnsi="Arakom"/>
                 <w:b w:val="false"/>
                 <w:bCs w:val="false"/>
                 <w:color w:val="111111"/>
@@ -13470,7 +13470,7 @@
             </w:pPr>
             <w:r>
               <w:rPr>
-                <w:rFonts w:ascii="Markazi Text" w:cs="Markazi Text" w:eastAsia="Markazi Text" w:hAnsi="Markazi Text"/>
+                <w:rFonts w:ascii="Arakom" w:cs="Arakom" w:eastAsia="Arakom" w:hAnsi="Arakom"/>
                 <w:b w:val="false"/>
                 <w:bCs w:val="false"/>
                 <w:color w:val="111111"/>
@@ -13542,7 +13542,7 @@
             </w:pPr>
             <w:r>
               <w:rPr>
-                <w:rFonts w:ascii="Markazi Text" w:cs="Markazi Text" w:eastAsia="Markazi Text" w:hAnsi="Markazi Text"/>
+                <w:rFonts w:ascii="Arakom" w:cs="Arakom" w:eastAsia="Arakom" w:hAnsi="Arakom"/>
                 <w:b w:val="false"/>
                 <w:bCs w:val="false"/>
                 <w:color w:val="111111"/>
@@ -13614,7 +13614,7 @@
             </w:pPr>
             <w:r>
               <w:rPr>
-                <w:rFonts w:ascii="Markazi Text" w:cs="Markazi Text" w:eastAsia="Markazi Text" w:hAnsi="Markazi Text"/>
+                <w:rFonts w:ascii="Arakom" w:cs="Arakom" w:eastAsia="Arakom" w:hAnsi="Arakom"/>
                 <w:b w:val="false"/>
                 <w:bCs w:val="false"/>
                 <w:color w:val="111111"/>
@@ -13686,7 +13686,7 @@
             </w:pPr>
             <w:r>
               <w:rPr>
-                <w:rFonts w:ascii="Markazi Text" w:cs="Markazi Text" w:eastAsia="Markazi Text" w:hAnsi="Markazi Text"/>
+                <w:rFonts w:ascii="Arakom" w:cs="Arakom" w:eastAsia="Arakom" w:hAnsi="Arakom"/>
                 <w:b w:val="false"/>
                 <w:bCs w:val="false"/>
                 <w:color w:val="111111"/>
@@ -13839,7 +13839,7 @@
             </w:pPr>
             <w:r>
               <w:rPr>
-                <w:rFonts w:ascii="Markazi Text" w:cs="Markazi Text" w:eastAsia="Markazi Text" w:hAnsi="Markazi Text"/>
+                <w:rFonts w:ascii="Arakom" w:cs="Arakom" w:eastAsia="Arakom" w:hAnsi="Arakom"/>
                 <w:b w:val="false"/>
                 <w:bCs w:val="false"/>
                 <w:color w:val="111111"/>
